--- a/fixtures/real-layout/improvised/received-2026-03-31-lot-mistyped.docx
+++ b/fixtures/real-layout/improvised/received-2026-03-31-lot-mistyped.docx
@@ -3316,7 +3316,35 @@
               <w:t>Comments:</w:t>
             </w:r>
             <w:r>
-              <w:t xml:space="preserve"> 4 x Jcdmg</w:t>
+              <w:t xml:space="preserve"> 1 x Jcdmg</w:t>
+              <w:br/>
+            </w:r>
+            <w:r>
+              <w:t>1 x Jcdmg</w:t>
+              <w:br/>
+            </w:r>
+            <w:r>
+              <w:t>1 x Jcdmg</w:t>
+              <w:br/>
+            </w:r>
+            <w:r>
+              <w:t>1 x Jcdmg</w:t>
+              <w:br/>
+            </w:r>
+            <w:r>
+              <w:t>1 x Jcdmg</w:t>
+              <w:br/>
+            </w:r>
+            <w:r>
+              <w:t>1 x Jcdmg</w:t>
+              <w:br/>
+            </w:r>
+            <w:r>
+              <w:t>1 x Jcdmg</w:t>
+              <w:br/>
+            </w:r>
+            <w:r>
+              <w:t>1 x Jcdmg</w:t>
             </w:r>
           </w:p>
         </w:tc>
